--- a/Lab_1_PartA_Butskiy_report.docx
+++ b/Lab_1_PartA_Butskiy_report.docx
@@ -1205,6 +1205,7 @@
           <w:rFonts w:ascii="Times New Roman" w:eastAsia="Times New Roman" w:hAnsi="Times New Roman" w:cs="Times New Roman"/>
           <w:b/>
           <w:bCs/>
+          <w:noProof/>
           <w:sz w:val="28"/>
           <w:szCs w:val="28"/>
           <w:shd w:val="clear" w:color="auto" w:fill="FFFFFF"/>
@@ -1263,6 +1264,84 @@
     </w:p>
     <w:p>
       <w:pPr>
+        <w:ind w:firstLine="720"/>
+        <w:jc w:val="center"/>
+        <w:rPr>
+          <w:rFonts w:ascii="Times New Roman" w:eastAsia="Times New Roman" w:hAnsi="Times New Roman" w:cs="Times New Roman"/>
+          <w:sz w:val="28"/>
+          <w:szCs w:val="28"/>
+          <w:shd w:val="clear" w:color="auto" w:fill="FFFFFF"/>
+          <w:lang w:val="uk-UA"/>
+        </w:rPr>
+      </w:pPr>
+      <w:r>
+        <w:rPr>
+          <w:rFonts w:ascii="Times New Roman" w:eastAsia="Times New Roman" w:hAnsi="Times New Roman" w:cs="Times New Roman"/>
+          <w:sz w:val="28"/>
+          <w:szCs w:val="28"/>
+          <w:shd w:val="clear" w:color="auto" w:fill="FFFFFF"/>
+          <w:lang w:val="uk-UA"/>
+        </w:rPr>
+        <w:t xml:space="preserve">Посилання на </w:t>
+      </w:r>
+      <w:r>
+        <w:rPr>
+          <w:rFonts w:ascii="Times New Roman" w:eastAsia="Times New Roman" w:hAnsi="Times New Roman" w:cs="Times New Roman"/>
+          <w:sz w:val="28"/>
+          <w:szCs w:val="28"/>
+          <w:shd w:val="clear" w:color="auto" w:fill="FFFFFF"/>
+          <w:lang w:val="en-US"/>
+        </w:rPr>
+        <w:t xml:space="preserve">GitHub </w:t>
+      </w:r>
+      <w:proofErr w:type="spellStart"/>
+      <w:r>
+        <w:rPr>
+          <w:rFonts w:ascii="Times New Roman" w:eastAsia="Times New Roman" w:hAnsi="Times New Roman" w:cs="Times New Roman"/>
+          <w:sz w:val="28"/>
+          <w:szCs w:val="28"/>
+          <w:shd w:val="clear" w:color="auto" w:fill="FFFFFF"/>
+          <w:lang w:val="ru-RU"/>
+        </w:rPr>
+        <w:t>репозитор</w:t>
+      </w:r>
+      <w:r>
+        <w:rPr>
+          <w:rFonts w:ascii="Times New Roman" w:eastAsia="Times New Roman" w:hAnsi="Times New Roman" w:cs="Times New Roman"/>
+          <w:sz w:val="28"/>
+          <w:szCs w:val="28"/>
+          <w:shd w:val="clear" w:color="auto" w:fill="FFFFFF"/>
+          <w:lang w:val="uk-UA"/>
+        </w:rPr>
+        <w:t>ій</w:t>
+      </w:r>
+      <w:proofErr w:type="spellEnd"/>
+      <w:r>
+        <w:rPr>
+          <w:rFonts w:ascii="Times New Roman" w:eastAsia="Times New Roman" w:hAnsi="Times New Roman" w:cs="Times New Roman"/>
+          <w:sz w:val="28"/>
+          <w:szCs w:val="28"/>
+          <w:shd w:val="clear" w:color="auto" w:fill="FFFFFF"/>
+          <w:lang w:val="uk-UA"/>
+        </w:rPr>
+        <w:t xml:space="preserve">: </w:t>
+      </w:r>
+      <w:hyperlink r:id="rId9" w:history="1">
+        <w:r>
+          <w:rPr>
+            <w:rStyle w:val="a6"/>
+            <w:rFonts w:ascii="Times New Roman" w:eastAsia="Times New Roman" w:hAnsi="Times New Roman" w:cs="Times New Roman"/>
+            <w:sz w:val="28"/>
+            <w:szCs w:val="28"/>
+            <w:shd w:val="clear" w:color="auto" w:fill="FFFFFF"/>
+            <w:lang w:val="uk-UA"/>
+          </w:rPr>
+          <w:t>https://github.com/Glebunya1234/Lab1_PartA</w:t>
+        </w:r>
+      </w:hyperlink>
+    </w:p>
+    <w:p>
+      <w:pPr>
         <w:jc w:val="center"/>
         <w:rPr>
           <w:rFonts w:ascii="Times New Roman" w:eastAsia="Times New Roman" w:hAnsi="Times New Roman" w:cs="Times New Roman"/>
@@ -1293,6 +1372,7 @@
           <w:rFonts w:ascii="Times New Roman" w:eastAsia="Times New Roman" w:hAnsi="Times New Roman" w:cs="Times New Roman"/>
           <w:b/>
           <w:bCs/>
+          <w:noProof/>
           <w:sz w:val="28"/>
           <w:szCs w:val="28"/>
           <w:shd w:val="clear" w:color="auto" w:fill="FFFFFF"/>
@@ -1300,136 +1380,10 @@
         </w:rPr>
         <w:lastRenderedPageBreak/>
         <w:drawing>
-          <wp:inline distT="0" distB="0" distL="0" distR="0" wp14:anchorId="2EC1540E" wp14:editId="14DA5352">
-            <wp:extent cx="5733415" cy="7293610"/>
-            <wp:effectExtent l="0" t="0" r="635" b="2540"/>
+          <wp:inline distT="0" distB="0" distL="0" distR="0" wp14:anchorId="2EC1540E" wp14:editId="1F3F7285">
+            <wp:extent cx="4753155" cy="6046597"/>
+            <wp:effectExtent l="0" t="0" r="9525" b="0"/>
             <wp:docPr id="3" name="Рисунок 3"/>
-            <wp:cNvGraphicFramePr>
-              <a:graphicFrameLocks xmlns:a="http://schemas.openxmlformats.org/drawingml/2006/main" noChangeAspect="1"/>
-            </wp:cNvGraphicFramePr>
-            <a:graphic xmlns:a="http://schemas.openxmlformats.org/drawingml/2006/main">
-              <a:graphicData uri="http://schemas.openxmlformats.org/drawingml/2006/picture">
-                <pic:pic xmlns:pic="http://schemas.openxmlformats.org/drawingml/2006/picture">
-                  <pic:nvPicPr>
-                    <pic:cNvPr id="1" name=""/>
-                    <pic:cNvPicPr/>
-                  </pic:nvPicPr>
-                  <pic:blipFill>
-                    <a:blip r:embed="rId9"/>
-                    <a:stretch>
-                      <a:fillRect/>
-                    </a:stretch>
-                  </pic:blipFill>
-                  <pic:spPr>
-                    <a:xfrm>
-                      <a:off x="0" y="0"/>
-                      <a:ext cx="5733415" cy="7293610"/>
-                    </a:xfrm>
-                    <a:prstGeom prst="rect">
-                      <a:avLst/>
-                    </a:prstGeom>
-                  </pic:spPr>
-                </pic:pic>
-              </a:graphicData>
-            </a:graphic>
-          </wp:inline>
-        </w:drawing>
-      </w:r>
-    </w:p>
-    <w:p>
-      <w:pPr>
-        <w:rPr>
-          <w:rFonts w:ascii="Times New Roman" w:eastAsia="Times New Roman" w:hAnsi="Times New Roman" w:cs="Times New Roman"/>
-          <w:b/>
-          <w:bCs/>
-          <w:sz w:val="28"/>
-          <w:szCs w:val="28"/>
-          <w:shd w:val="clear" w:color="auto" w:fill="FFFFFF"/>
-          <w:lang w:val="uk-UA"/>
-        </w:rPr>
-      </w:pPr>
-      <w:r>
-        <w:rPr>
-          <w:rFonts w:ascii="Times New Roman" w:eastAsia="Times New Roman" w:hAnsi="Times New Roman" w:cs="Times New Roman"/>
-          <w:b/>
-          <w:bCs/>
-          <w:sz w:val="28"/>
-          <w:szCs w:val="28"/>
-          <w:shd w:val="clear" w:color="auto" w:fill="FFFFFF"/>
-          <w:lang w:val="uk-UA"/>
-        </w:rPr>
-        <w:br w:type="page"/>
-      </w:r>
-    </w:p>
-    <w:p>
-      <w:pPr>
-        <w:jc w:val="center"/>
-        <w:rPr>
-          <w:rFonts w:ascii="Times New Roman" w:eastAsia="Times New Roman" w:hAnsi="Times New Roman" w:cs="Times New Roman"/>
-          <w:b/>
-          <w:bCs/>
-          <w:sz w:val="28"/>
-          <w:szCs w:val="28"/>
-          <w:shd w:val="clear" w:color="auto" w:fill="FFFFFF"/>
-          <w:lang w:val="uk-UA"/>
-        </w:rPr>
-      </w:pPr>
-      <w:r>
-        <w:rPr>
-          <w:rFonts w:ascii="Times New Roman" w:eastAsia="Times New Roman" w:hAnsi="Times New Roman" w:cs="Times New Roman"/>
-          <w:b/>
-          <w:bCs/>
-          <w:sz w:val="28"/>
-          <w:szCs w:val="28"/>
-          <w:shd w:val="clear" w:color="auto" w:fill="FFFFFF"/>
-          <w:lang w:val="uk-UA"/>
-        </w:rPr>
-        <w:lastRenderedPageBreak/>
-        <w:t>Варіант 3</w:t>
-      </w:r>
-    </w:p>
-    <w:p>
-      <w:pPr>
-        <w:jc w:val="center"/>
-        <w:rPr>
-          <w:rFonts w:ascii="Times New Roman" w:eastAsia="Times New Roman" w:hAnsi="Times New Roman" w:cs="Times New Roman"/>
-          <w:b/>
-          <w:bCs/>
-          <w:sz w:val="28"/>
-          <w:szCs w:val="28"/>
-          <w:shd w:val="clear" w:color="auto" w:fill="FFFFFF"/>
-          <w:lang w:val="uk-UA"/>
-        </w:rPr>
-      </w:pPr>
-    </w:p>
-    <w:p>
-      <w:pPr>
-        <w:jc w:val="center"/>
-        <w:rPr>
-          <w:rFonts w:ascii="Times New Roman" w:eastAsia="Times New Roman" w:hAnsi="Times New Roman" w:cs="Times New Roman"/>
-          <w:b/>
-          <w:bCs/>
-          <w:sz w:val="28"/>
-          <w:szCs w:val="28"/>
-          <w:shd w:val="clear" w:color="auto" w:fill="FFFFFF"/>
-          <w:lang w:val="uk-UA"/>
-        </w:rPr>
-      </w:pPr>
-      <w:r>
-        <w:rPr>
-          <w:rFonts w:ascii="Times New Roman" w:eastAsia="Times New Roman" w:hAnsi="Times New Roman" w:cs="Times New Roman"/>
-          <w:b/>
-          <w:bCs/>
-          <w:sz w:val="28"/>
-          <w:szCs w:val="28"/>
-          <w:shd w:val="clear" w:color="auto" w:fill="FFFFFF"/>
-          <w:lang w:val="uk-UA"/>
-        </w:rPr>
-        <w:drawing>
-          <wp:inline distT="0" distB="0" distL="0" distR="0" wp14:anchorId="571E0FB4" wp14:editId="374D4FF9">
-            <wp:extent cx="2743583" cy="971686"/>
-            <wp:effectExtent l="0" t="0" r="0" b="0"/>
-            <wp:docPr id="4" name="Рисунок 4"/>
             <wp:cNvGraphicFramePr>
               <a:graphicFrameLocks xmlns:a="http://schemas.openxmlformats.org/drawingml/2006/main" noChangeAspect="1"/>
             </wp:cNvGraphicFramePr>
@@ -1449,7 +1403,7 @@
                   <pic:spPr>
                     <a:xfrm>
                       <a:off x="0" y="0"/>
-                      <a:ext cx="2743583" cy="971686"/>
+                      <a:ext cx="4761940" cy="6057773"/>
                     </a:xfrm>
                     <a:prstGeom prst="rect">
                       <a:avLst/>
@@ -1475,9 +1429,22 @@
           <w:lang w:val="uk-UA"/>
         </w:rPr>
       </w:pPr>
+      <w:r>
+        <w:rPr>
+          <w:rFonts w:ascii="Times New Roman" w:eastAsia="Times New Roman" w:hAnsi="Times New Roman" w:cs="Times New Roman"/>
+          <w:b/>
+          <w:bCs/>
+          <w:sz w:val="28"/>
+          <w:szCs w:val="28"/>
+          <w:shd w:val="clear" w:color="auto" w:fill="FFFFFF"/>
+          <w:lang w:val="uk-UA"/>
+        </w:rPr>
+        <w:t>Варіант 3</w:t>
+      </w:r>
     </w:p>
     <w:p>
       <w:pPr>
+        <w:jc w:val="center"/>
         <w:rPr>
           <w:rFonts w:ascii="Times New Roman" w:eastAsia="Times New Roman" w:hAnsi="Times New Roman" w:cs="Times New Roman"/>
           <w:b/>
@@ -1485,10 +1452,13 @@
           <w:sz w:val="28"/>
           <w:szCs w:val="28"/>
           <w:shd w:val="clear" w:color="auto" w:fill="FFFFFF"/>
-          <w:lang w:val="en-US"/>
-        </w:rPr>
-      </w:pPr>
-      <w:r>
+          <w:lang w:val="uk-UA"/>
+        </w:rPr>
+      </w:pPr>
+    </w:p>
+    <w:p>
+      <w:pPr>
+        <w:jc w:val="center"/>
         <w:rPr>
           <w:rFonts w:ascii="Times New Roman" w:eastAsia="Times New Roman" w:hAnsi="Times New Roman" w:cs="Times New Roman"/>
           <w:b/>
@@ -1498,78 +1468,23 @@
           <w:shd w:val="clear" w:color="auto" w:fill="FFFFFF"/>
           <w:lang w:val="uk-UA"/>
         </w:rPr>
-        <w:br w:type="page"/>
-      </w:r>
-    </w:p>
-    <w:p>
-      <w:pPr>
-        <w:jc w:val="center"/>
+      </w:pPr>
+      <w:r>
         <w:rPr>
           <w:rFonts w:ascii="Times New Roman" w:eastAsia="Times New Roman" w:hAnsi="Times New Roman" w:cs="Times New Roman"/>
           <w:b/>
           <w:bCs/>
-          <w:sz w:val="28"/>
-          <w:szCs w:val="28"/>
-          <w:shd w:val="clear" w:color="auto" w:fill="FFFFFF"/>
-          <w:lang w:val="uk-UA"/>
-        </w:rPr>
-      </w:pPr>
-      <w:r>
-        <w:rPr>
-          <w:rFonts w:ascii="Times New Roman" w:eastAsia="Times New Roman" w:hAnsi="Times New Roman" w:cs="Times New Roman"/>
-          <w:b/>
-          <w:bCs/>
-          <w:sz w:val="28"/>
-          <w:szCs w:val="28"/>
-          <w:shd w:val="clear" w:color="auto" w:fill="FFFFFF"/>
-          <w:lang w:val="uk-UA"/>
-        </w:rPr>
-        <w:lastRenderedPageBreak/>
-        <w:t>Хід роботи</w:t>
-      </w:r>
-    </w:p>
-    <w:p>
-      <w:pPr>
-        <w:jc w:val="center"/>
-        <w:rPr>
-          <w:rFonts w:ascii="Times New Roman" w:eastAsia="Times New Roman" w:hAnsi="Times New Roman" w:cs="Times New Roman"/>
-          <w:b/>
-          <w:bCs/>
-          <w:sz w:val="28"/>
-          <w:szCs w:val="28"/>
-          <w:shd w:val="clear" w:color="auto" w:fill="FFFFFF"/>
-          <w:lang w:val="uk-UA"/>
-        </w:rPr>
-      </w:pPr>
-    </w:p>
-    <w:p>
-      <w:pPr>
-        <w:jc w:val="center"/>
-        <w:rPr>
-          <w:rFonts w:ascii="Times New Roman" w:eastAsia="Times New Roman" w:hAnsi="Times New Roman" w:cs="Times New Roman"/>
-          <w:b/>
-          <w:bCs/>
-          <w:sz w:val="28"/>
-          <w:szCs w:val="28"/>
-          <w:shd w:val="clear" w:color="auto" w:fill="FFFFFF"/>
-          <w:lang w:val="uk-UA"/>
-        </w:rPr>
-      </w:pPr>
-      <w:r>
-        <w:rPr>
-          <w:rFonts w:ascii="Times New Roman" w:eastAsia="Times New Roman" w:hAnsi="Times New Roman" w:cs="Times New Roman"/>
-          <w:b/>
-          <w:bCs/>
+          <w:noProof/>
           <w:sz w:val="28"/>
           <w:szCs w:val="28"/>
           <w:shd w:val="clear" w:color="auto" w:fill="FFFFFF"/>
           <w:lang w:val="uk-UA"/>
         </w:rPr>
         <w:drawing>
-          <wp:inline distT="0" distB="0" distL="0" distR="0" wp14:anchorId="07B5BCF5" wp14:editId="621EBD5F">
-            <wp:extent cx="5534797" cy="4934639"/>
-            <wp:effectExtent l="0" t="0" r="8890" b="0"/>
-            <wp:docPr id="6" name="Рисунок 6"/>
+          <wp:inline distT="0" distB="0" distL="0" distR="0" wp14:anchorId="571E0FB4" wp14:editId="374D4FF9">
+            <wp:extent cx="2743583" cy="971686"/>
+            <wp:effectExtent l="0" t="0" r="0" b="0"/>
+            <wp:docPr id="4" name="Рисунок 4"/>
             <wp:cNvGraphicFramePr>
               <a:graphicFrameLocks xmlns:a="http://schemas.openxmlformats.org/drawingml/2006/main" noChangeAspect="1"/>
             </wp:cNvGraphicFramePr>
@@ -1589,7 +1504,7 @@
                   <pic:spPr>
                     <a:xfrm>
                       <a:off x="0" y="0"/>
-                      <a:ext cx="5534797" cy="4934639"/>
+                      <a:ext cx="2743583" cy="971686"/>
                     </a:xfrm>
                     <a:prstGeom prst="rect">
                       <a:avLst/>
@@ -1618,7 +1533,6 @@
     </w:p>
     <w:p>
       <w:pPr>
-        <w:jc w:val="center"/>
         <w:rPr>
           <w:rFonts w:ascii="Times New Roman" w:eastAsia="Times New Roman" w:hAnsi="Times New Roman" w:cs="Times New Roman"/>
           <w:b/>
@@ -1626,7 +1540,7 @@
           <w:sz w:val="28"/>
           <w:szCs w:val="28"/>
           <w:shd w:val="clear" w:color="auto" w:fill="FFFFFF"/>
-          <w:lang w:val="uk-UA"/>
+          <w:lang w:val="en-US"/>
         </w:rPr>
       </w:pPr>
       <w:r>
@@ -1639,12 +1553,79 @@
           <w:shd w:val="clear" w:color="auto" w:fill="FFFFFF"/>
           <w:lang w:val="uk-UA"/>
         </w:rPr>
+        <w:br w:type="page"/>
+      </w:r>
+    </w:p>
+    <w:p>
+      <w:pPr>
+        <w:jc w:val="center"/>
+        <w:rPr>
+          <w:rFonts w:ascii="Times New Roman" w:eastAsia="Times New Roman" w:hAnsi="Times New Roman" w:cs="Times New Roman"/>
+          <w:b/>
+          <w:bCs/>
+          <w:sz w:val="28"/>
+          <w:szCs w:val="28"/>
+          <w:shd w:val="clear" w:color="auto" w:fill="FFFFFF"/>
+          <w:lang w:val="uk-UA"/>
+        </w:rPr>
+      </w:pPr>
+      <w:r>
+        <w:rPr>
+          <w:rFonts w:ascii="Times New Roman" w:eastAsia="Times New Roman" w:hAnsi="Times New Roman" w:cs="Times New Roman"/>
+          <w:b/>
+          <w:bCs/>
+          <w:sz w:val="28"/>
+          <w:szCs w:val="28"/>
+          <w:shd w:val="clear" w:color="auto" w:fill="FFFFFF"/>
+          <w:lang w:val="uk-UA"/>
+        </w:rPr>
         <w:lastRenderedPageBreak/>
+        <w:t>Хід роботи</w:t>
+      </w:r>
+    </w:p>
+    <w:p>
+      <w:pPr>
+        <w:jc w:val="center"/>
+        <w:rPr>
+          <w:rFonts w:ascii="Times New Roman" w:eastAsia="Times New Roman" w:hAnsi="Times New Roman" w:cs="Times New Roman"/>
+          <w:b/>
+          <w:bCs/>
+          <w:sz w:val="28"/>
+          <w:szCs w:val="28"/>
+          <w:shd w:val="clear" w:color="auto" w:fill="FFFFFF"/>
+          <w:lang w:val="uk-UA"/>
+        </w:rPr>
+      </w:pPr>
+    </w:p>
+    <w:p>
+      <w:pPr>
+        <w:jc w:val="center"/>
+        <w:rPr>
+          <w:rFonts w:ascii="Times New Roman" w:eastAsia="Times New Roman" w:hAnsi="Times New Roman" w:cs="Times New Roman"/>
+          <w:b/>
+          <w:bCs/>
+          <w:sz w:val="28"/>
+          <w:szCs w:val="28"/>
+          <w:shd w:val="clear" w:color="auto" w:fill="FFFFFF"/>
+          <w:lang w:val="uk-UA"/>
+        </w:rPr>
+      </w:pPr>
+      <w:r>
+        <w:rPr>
+          <w:rFonts w:ascii="Times New Roman" w:eastAsia="Times New Roman" w:hAnsi="Times New Roman" w:cs="Times New Roman"/>
+          <w:b/>
+          <w:bCs/>
+          <w:noProof/>
+          <w:sz w:val="28"/>
+          <w:szCs w:val="28"/>
+          <w:shd w:val="clear" w:color="auto" w:fill="FFFFFF"/>
+          <w:lang w:val="uk-UA"/>
+        </w:rPr>
         <w:drawing>
-          <wp:inline distT="0" distB="0" distL="0" distR="0" wp14:anchorId="4F90DEC4" wp14:editId="03BED7C7">
-            <wp:extent cx="3762900" cy="6792273"/>
-            <wp:effectExtent l="0" t="0" r="9525" b="8890"/>
-            <wp:docPr id="9" name="Рисунок 9"/>
+          <wp:inline distT="0" distB="0" distL="0" distR="0" wp14:anchorId="07B5BCF5" wp14:editId="621EBD5F">
+            <wp:extent cx="5534797" cy="4934639"/>
+            <wp:effectExtent l="0" t="0" r="8890" b="0"/>
+            <wp:docPr id="6" name="Рисунок 6"/>
             <wp:cNvGraphicFramePr>
               <a:graphicFrameLocks xmlns:a="http://schemas.openxmlformats.org/drawingml/2006/main" noChangeAspect="1"/>
             </wp:cNvGraphicFramePr>
@@ -1664,7 +1645,7 @@
                   <pic:spPr>
                     <a:xfrm>
                       <a:off x="0" y="0"/>
-                      <a:ext cx="3762900" cy="6792273"/>
+                      <a:ext cx="5534797" cy="4934639"/>
                     </a:xfrm>
                     <a:prstGeom prst="rect">
                       <a:avLst/>
@@ -1690,7 +1671,10 @@
           <w:lang w:val="uk-UA"/>
         </w:rPr>
       </w:pPr>
-      <w:r>
+    </w:p>
+    <w:p>
+      <w:pPr>
+        <w:jc w:val="center"/>
         <w:rPr>
           <w:rFonts w:ascii="Times New Roman" w:eastAsia="Times New Roman" w:hAnsi="Times New Roman" w:cs="Times New Roman"/>
           <w:b/>
@@ -1700,12 +1684,24 @@
           <w:shd w:val="clear" w:color="auto" w:fill="FFFFFF"/>
           <w:lang w:val="uk-UA"/>
         </w:rPr>
+      </w:pPr>
+      <w:r>
+        <w:rPr>
+          <w:rFonts w:ascii="Times New Roman" w:eastAsia="Times New Roman" w:hAnsi="Times New Roman" w:cs="Times New Roman"/>
+          <w:b/>
+          <w:bCs/>
+          <w:noProof/>
+          <w:sz w:val="28"/>
+          <w:szCs w:val="28"/>
+          <w:shd w:val="clear" w:color="auto" w:fill="FFFFFF"/>
+          <w:lang w:val="uk-UA"/>
+        </w:rPr>
         <w:lastRenderedPageBreak/>
         <w:drawing>
-          <wp:inline distT="0" distB="0" distL="0" distR="0" wp14:anchorId="5996DE9B" wp14:editId="0BE6D6A0">
-            <wp:extent cx="4925112" cy="5077534"/>
-            <wp:effectExtent l="0" t="0" r="8890" b="8890"/>
-            <wp:docPr id="8" name="Рисунок 8"/>
+          <wp:inline distT="0" distB="0" distL="0" distR="0" wp14:anchorId="4F90DEC4" wp14:editId="03BED7C7">
+            <wp:extent cx="3762900" cy="6792273"/>
+            <wp:effectExtent l="0" t="0" r="9525" b="8890"/>
+            <wp:docPr id="9" name="Рисунок 9"/>
             <wp:cNvGraphicFramePr>
               <a:graphicFrameLocks xmlns:a="http://schemas.openxmlformats.org/drawingml/2006/main" noChangeAspect="1"/>
             </wp:cNvGraphicFramePr>
@@ -1725,7 +1721,7 @@
                   <pic:spPr>
                     <a:xfrm>
                       <a:off x="0" y="0"/>
-                      <a:ext cx="4925112" cy="5077534"/>
+                      <a:ext cx="3762900" cy="6792273"/>
                     </a:xfrm>
                     <a:prstGeom prst="rect">
                       <a:avLst/>
@@ -1756,6 +1752,7 @@
           <w:rFonts w:ascii="Times New Roman" w:eastAsia="Times New Roman" w:hAnsi="Times New Roman" w:cs="Times New Roman"/>
           <w:b/>
           <w:bCs/>
+          <w:noProof/>
           <w:sz w:val="28"/>
           <w:szCs w:val="28"/>
           <w:shd w:val="clear" w:color="auto" w:fill="FFFFFF"/>
@@ -1763,10 +1760,10 @@
         </w:rPr>
         <w:lastRenderedPageBreak/>
         <w:drawing>
-          <wp:inline distT="0" distB="0" distL="0" distR="0" wp14:anchorId="05A79626" wp14:editId="0937D13A">
-            <wp:extent cx="4182059" cy="7392432"/>
-            <wp:effectExtent l="0" t="0" r="9525" b="0"/>
-            <wp:docPr id="7" name="Рисунок 7"/>
+          <wp:inline distT="0" distB="0" distL="0" distR="0" wp14:anchorId="5996DE9B" wp14:editId="0BE6D6A0">
+            <wp:extent cx="4925112" cy="5077534"/>
+            <wp:effectExtent l="0" t="0" r="8890" b="8890"/>
+            <wp:docPr id="8" name="Рисунок 8"/>
             <wp:cNvGraphicFramePr>
               <a:graphicFrameLocks xmlns:a="http://schemas.openxmlformats.org/drawingml/2006/main" noChangeAspect="1"/>
             </wp:cNvGraphicFramePr>
@@ -1786,7 +1783,7 @@
                   <pic:spPr>
                     <a:xfrm>
                       <a:off x="0" y="0"/>
-                      <a:ext cx="4182059" cy="7392432"/>
+                      <a:ext cx="4925112" cy="5077534"/>
                     </a:xfrm>
                     <a:prstGeom prst="rect">
                       <a:avLst/>
@@ -1812,101 +1809,23 @@
           <w:lang w:val="uk-UA"/>
         </w:rPr>
       </w:pPr>
-    </w:p>
-    <w:p>
-      <w:pPr>
-        <w:jc w:val="center"/>
+      <w:r>
         <w:rPr>
           <w:rFonts w:ascii="Times New Roman" w:eastAsia="Times New Roman" w:hAnsi="Times New Roman" w:cs="Times New Roman"/>
           <w:b/>
           <w:bCs/>
-          <w:sz w:val="28"/>
-          <w:szCs w:val="28"/>
-          <w:shd w:val="clear" w:color="auto" w:fill="FFFFFF"/>
-          <w:lang w:val="uk-UA"/>
-        </w:rPr>
-      </w:pPr>
-    </w:p>
-    <w:p>
-      <w:pPr>
-        <w:rPr>
-          <w:rFonts w:ascii="Times New Roman" w:eastAsia="Times New Roman" w:hAnsi="Times New Roman" w:cs="Times New Roman"/>
-          <w:b/>
-          <w:bCs/>
-          <w:sz w:val="28"/>
-          <w:szCs w:val="28"/>
-          <w:shd w:val="clear" w:color="auto" w:fill="FFFFFF"/>
-          <w:lang w:val="en-GB"/>
-        </w:rPr>
-      </w:pPr>
-      <w:r>
-        <w:rPr>
-          <w:rFonts w:ascii="Times New Roman" w:eastAsia="Times New Roman" w:hAnsi="Times New Roman" w:cs="Times New Roman"/>
-          <w:b/>
-          <w:bCs/>
-          <w:sz w:val="28"/>
-          <w:szCs w:val="28"/>
-          <w:shd w:val="clear" w:color="auto" w:fill="FFFFFF"/>
-          <w:lang w:val="en-GB"/>
-        </w:rPr>
-        <w:br w:type="page"/>
-      </w:r>
-    </w:p>
-    <w:p>
-      <w:pPr>
-        <w:jc w:val="center"/>
-        <w:rPr>
-          <w:rFonts w:ascii="Times New Roman" w:eastAsia="Times New Roman" w:hAnsi="Times New Roman" w:cs="Times New Roman"/>
-          <w:b/>
-          <w:bCs/>
-          <w:sz w:val="28"/>
-          <w:szCs w:val="28"/>
-          <w:shd w:val="clear" w:color="auto" w:fill="FFFFFF"/>
-          <w:lang w:val="uk-UA"/>
-        </w:rPr>
-      </w:pPr>
-      <w:r>
-        <w:rPr>
-          <w:rFonts w:ascii="Times New Roman" w:eastAsia="Times New Roman" w:hAnsi="Times New Roman" w:cs="Times New Roman"/>
-          <w:b/>
-          <w:bCs/>
+          <w:noProof/>
           <w:sz w:val="28"/>
           <w:szCs w:val="28"/>
           <w:shd w:val="clear" w:color="auto" w:fill="FFFFFF"/>
           <w:lang w:val="uk-UA"/>
         </w:rPr>
         <w:lastRenderedPageBreak/>
-        <w:t>Перевірка результатів</w:t>
-      </w:r>
-    </w:p>
-    <w:p>
-      <w:pPr>
-        <w:jc w:val="center"/>
-        <w:rPr>
-          <w:rFonts w:ascii="Times New Roman" w:eastAsia="Times New Roman" w:hAnsi="Times New Roman" w:cs="Times New Roman"/>
-          <w:b/>
-          <w:bCs/>
-          <w:sz w:val="28"/>
-          <w:szCs w:val="28"/>
-          <w:shd w:val="clear" w:color="auto" w:fill="FFFFFF"/>
-          <w:lang w:val="uk-UA"/>
-        </w:rPr>
-      </w:pPr>
-      <w:r>
-        <w:rPr>
-          <w:rFonts w:ascii="Times New Roman" w:eastAsia="Times New Roman" w:hAnsi="Times New Roman" w:cs="Times New Roman"/>
-          <w:b/>
-          <w:bCs/>
-          <w:sz w:val="28"/>
-          <w:szCs w:val="28"/>
-          <w:shd w:val="clear" w:color="auto" w:fill="FFFFFF"/>
-          <w:lang w:val="uk-UA"/>
-        </w:rPr>
         <w:drawing>
-          <wp:inline distT="0" distB="0" distL="0" distR="0" wp14:anchorId="4B29BCC7" wp14:editId="1CF88BE7">
-            <wp:extent cx="3731229" cy="7562850"/>
-            <wp:effectExtent l="0" t="0" r="3175" b="0"/>
-            <wp:docPr id="12" name="Рисунок 12"/>
+          <wp:inline distT="0" distB="0" distL="0" distR="0" wp14:anchorId="05A79626" wp14:editId="0937D13A">
+            <wp:extent cx="4182059" cy="7392432"/>
+            <wp:effectExtent l="0" t="0" r="9525" b="0"/>
+            <wp:docPr id="7" name="Рисунок 7"/>
             <wp:cNvGraphicFramePr>
               <a:graphicFrameLocks xmlns:a="http://schemas.openxmlformats.org/drawingml/2006/main" noChangeAspect="1"/>
             </wp:cNvGraphicFramePr>
@@ -1926,7 +1845,7 @@
                   <pic:spPr>
                     <a:xfrm>
                       <a:off x="0" y="0"/>
-                      <a:ext cx="3740529" cy="7581699"/>
+                      <a:ext cx="4182059" cy="7392432"/>
                     </a:xfrm>
                     <a:prstGeom prst="rect">
                       <a:avLst/>
@@ -1952,7 +1871,10 @@
           <w:lang w:val="uk-UA"/>
         </w:rPr>
       </w:pPr>
-      <w:r>
+    </w:p>
+    <w:p>
+      <w:pPr>
+        <w:jc w:val="center"/>
         <w:rPr>
           <w:rFonts w:ascii="Times New Roman" w:eastAsia="Times New Roman" w:hAnsi="Times New Roman" w:cs="Times New Roman"/>
           <w:b/>
@@ -1962,11 +1884,89 @@
           <w:shd w:val="clear" w:color="auto" w:fill="FFFFFF"/>
           <w:lang w:val="uk-UA"/>
         </w:rPr>
+      </w:pPr>
+    </w:p>
+    <w:p>
+      <w:pPr>
+        <w:rPr>
+          <w:rFonts w:ascii="Times New Roman" w:eastAsia="Times New Roman" w:hAnsi="Times New Roman" w:cs="Times New Roman"/>
+          <w:b/>
+          <w:bCs/>
+          <w:sz w:val="28"/>
+          <w:szCs w:val="28"/>
+          <w:shd w:val="clear" w:color="auto" w:fill="FFFFFF"/>
+          <w:lang w:val="en-GB"/>
+        </w:rPr>
+      </w:pPr>
+      <w:r>
+        <w:rPr>
+          <w:rFonts w:ascii="Times New Roman" w:eastAsia="Times New Roman" w:hAnsi="Times New Roman" w:cs="Times New Roman"/>
+          <w:b/>
+          <w:bCs/>
+          <w:sz w:val="28"/>
+          <w:szCs w:val="28"/>
+          <w:shd w:val="clear" w:color="auto" w:fill="FFFFFF"/>
+          <w:lang w:val="en-GB"/>
+        </w:rPr>
+        <w:br w:type="page"/>
+      </w:r>
+    </w:p>
+    <w:p>
+      <w:pPr>
+        <w:jc w:val="center"/>
+        <w:rPr>
+          <w:rFonts w:ascii="Times New Roman" w:eastAsia="Times New Roman" w:hAnsi="Times New Roman" w:cs="Times New Roman"/>
+          <w:b/>
+          <w:bCs/>
+          <w:sz w:val="28"/>
+          <w:szCs w:val="28"/>
+          <w:shd w:val="clear" w:color="auto" w:fill="FFFFFF"/>
+          <w:lang w:val="uk-UA"/>
+        </w:rPr>
+      </w:pPr>
+      <w:r>
+        <w:rPr>
+          <w:rFonts w:ascii="Times New Roman" w:eastAsia="Times New Roman" w:hAnsi="Times New Roman" w:cs="Times New Roman"/>
+          <w:b/>
+          <w:bCs/>
+          <w:sz w:val="28"/>
+          <w:szCs w:val="28"/>
+          <w:shd w:val="clear" w:color="auto" w:fill="FFFFFF"/>
+          <w:lang w:val="uk-UA"/>
+        </w:rPr>
+        <w:lastRenderedPageBreak/>
+        <w:t>Перевірка результатів</w:t>
+      </w:r>
+    </w:p>
+    <w:p>
+      <w:pPr>
+        <w:jc w:val="center"/>
+        <w:rPr>
+          <w:rFonts w:ascii="Times New Roman" w:eastAsia="Times New Roman" w:hAnsi="Times New Roman" w:cs="Times New Roman"/>
+          <w:b/>
+          <w:bCs/>
+          <w:sz w:val="28"/>
+          <w:szCs w:val="28"/>
+          <w:shd w:val="clear" w:color="auto" w:fill="FFFFFF"/>
+          <w:lang w:val="uk-UA"/>
+        </w:rPr>
+      </w:pPr>
+      <w:r>
+        <w:rPr>
+          <w:rFonts w:ascii="Times New Roman" w:eastAsia="Times New Roman" w:hAnsi="Times New Roman" w:cs="Times New Roman"/>
+          <w:b/>
+          <w:bCs/>
+          <w:noProof/>
+          <w:sz w:val="28"/>
+          <w:szCs w:val="28"/>
+          <w:shd w:val="clear" w:color="auto" w:fill="FFFFFF"/>
+          <w:lang w:val="uk-UA"/>
+        </w:rPr>
         <w:drawing>
-          <wp:inline distT="0" distB="0" distL="0" distR="0" wp14:anchorId="2F65BABA" wp14:editId="1AA595F7">
-            <wp:extent cx="4324350" cy="817408"/>
-            <wp:effectExtent l="0" t="0" r="0" b="1905"/>
-            <wp:docPr id="13" name="Рисунок 13"/>
+          <wp:inline distT="0" distB="0" distL="0" distR="0" wp14:anchorId="4B29BCC7" wp14:editId="1CF88BE7">
+            <wp:extent cx="3731229" cy="7562850"/>
+            <wp:effectExtent l="0" t="0" r="3175" b="0"/>
+            <wp:docPr id="12" name="Рисунок 12"/>
             <wp:cNvGraphicFramePr>
               <a:graphicFrameLocks xmlns:a="http://schemas.openxmlformats.org/drawingml/2006/main" noChangeAspect="1"/>
             </wp:cNvGraphicFramePr>
@@ -1986,7 +1986,7 @@
                   <pic:spPr>
                     <a:xfrm>
                       <a:off x="0" y="0"/>
-                      <a:ext cx="4335499" cy="819515"/>
+                      <a:ext cx="3740529" cy="7581699"/>
                     </a:xfrm>
                     <a:prstGeom prst="rect">
                       <a:avLst/>
@@ -2017,17 +2017,17 @@
           <w:rFonts w:ascii="Times New Roman" w:eastAsia="Times New Roman" w:hAnsi="Times New Roman" w:cs="Times New Roman"/>
           <w:b/>
           <w:bCs/>
-          <w:sz w:val="28"/>
-          <w:szCs w:val="28"/>
-          <w:shd w:val="clear" w:color="auto" w:fill="FFFFFF"/>
-          <w:lang w:val="uk-UA"/>
-        </w:rPr>
-        <w:lastRenderedPageBreak/>
+          <w:noProof/>
+          <w:sz w:val="28"/>
+          <w:szCs w:val="28"/>
+          <w:shd w:val="clear" w:color="auto" w:fill="FFFFFF"/>
+          <w:lang w:val="uk-UA"/>
+        </w:rPr>
         <w:drawing>
-          <wp:inline distT="0" distB="0" distL="0" distR="0" wp14:anchorId="570B4491" wp14:editId="51F82576">
-            <wp:extent cx="5330904" cy="7658100"/>
-            <wp:effectExtent l="0" t="0" r="3175" b="0"/>
-            <wp:docPr id="10" name="Рисунок 10"/>
+          <wp:inline distT="0" distB="0" distL="0" distR="0" wp14:anchorId="2F65BABA" wp14:editId="1AA595F7">
+            <wp:extent cx="4324350" cy="817408"/>
+            <wp:effectExtent l="0" t="0" r="0" b="1905"/>
+            <wp:docPr id="13" name="Рисунок 13"/>
             <wp:cNvGraphicFramePr>
               <a:graphicFrameLocks xmlns:a="http://schemas.openxmlformats.org/drawingml/2006/main" noChangeAspect="1"/>
             </wp:cNvGraphicFramePr>
@@ -2047,7 +2047,7 @@
                   <pic:spPr>
                     <a:xfrm>
                       <a:off x="0" y="0"/>
-                      <a:ext cx="5333875" cy="7662368"/>
+                      <a:ext cx="4335499" cy="819515"/>
                     </a:xfrm>
                     <a:prstGeom prst="rect">
                       <a:avLst/>
@@ -2078,16 +2078,18 @@
           <w:rFonts w:ascii="Times New Roman" w:eastAsia="Times New Roman" w:hAnsi="Times New Roman" w:cs="Times New Roman"/>
           <w:b/>
           <w:bCs/>
-          <w:sz w:val="28"/>
-          <w:szCs w:val="28"/>
-          <w:shd w:val="clear" w:color="auto" w:fill="FFFFFF"/>
-          <w:lang w:val="uk-UA"/>
-        </w:rPr>
+          <w:noProof/>
+          <w:sz w:val="28"/>
+          <w:szCs w:val="28"/>
+          <w:shd w:val="clear" w:color="auto" w:fill="FFFFFF"/>
+          <w:lang w:val="uk-UA"/>
+        </w:rPr>
+        <w:lastRenderedPageBreak/>
         <w:drawing>
-          <wp:inline distT="0" distB="0" distL="0" distR="0" wp14:anchorId="5E7ED4EE" wp14:editId="42BB9B7B">
-            <wp:extent cx="2829320" cy="800212"/>
-            <wp:effectExtent l="0" t="0" r="0" b="0"/>
-            <wp:docPr id="11" name="Рисунок 11"/>
+          <wp:inline distT="0" distB="0" distL="0" distR="0" wp14:anchorId="570B4491" wp14:editId="51F82576">
+            <wp:extent cx="5330904" cy="7658100"/>
+            <wp:effectExtent l="0" t="0" r="3175" b="0"/>
+            <wp:docPr id="10" name="Рисунок 10"/>
             <wp:cNvGraphicFramePr>
               <a:graphicFrameLocks xmlns:a="http://schemas.openxmlformats.org/drawingml/2006/main" noChangeAspect="1"/>
             </wp:cNvGraphicFramePr>
@@ -2107,6 +2109,67 @@
                   <pic:spPr>
                     <a:xfrm>
                       <a:off x="0" y="0"/>
+                      <a:ext cx="5333875" cy="7662368"/>
+                    </a:xfrm>
+                    <a:prstGeom prst="rect">
+                      <a:avLst/>
+                    </a:prstGeom>
+                  </pic:spPr>
+                </pic:pic>
+              </a:graphicData>
+            </a:graphic>
+          </wp:inline>
+        </w:drawing>
+      </w:r>
+    </w:p>
+    <w:p>
+      <w:pPr>
+        <w:jc w:val="center"/>
+        <w:rPr>
+          <w:rFonts w:ascii="Times New Roman" w:eastAsia="Times New Roman" w:hAnsi="Times New Roman" w:cs="Times New Roman"/>
+          <w:b/>
+          <w:bCs/>
+          <w:sz w:val="28"/>
+          <w:szCs w:val="28"/>
+          <w:shd w:val="clear" w:color="auto" w:fill="FFFFFF"/>
+          <w:lang w:val="uk-UA"/>
+        </w:rPr>
+      </w:pPr>
+      <w:r>
+        <w:rPr>
+          <w:rFonts w:ascii="Times New Roman" w:eastAsia="Times New Roman" w:hAnsi="Times New Roman" w:cs="Times New Roman"/>
+          <w:b/>
+          <w:bCs/>
+          <w:noProof/>
+          <w:sz w:val="28"/>
+          <w:szCs w:val="28"/>
+          <w:shd w:val="clear" w:color="auto" w:fill="FFFFFF"/>
+          <w:lang w:val="uk-UA"/>
+        </w:rPr>
+        <w:drawing>
+          <wp:inline distT="0" distB="0" distL="0" distR="0" wp14:anchorId="5E7ED4EE" wp14:editId="42BB9B7B">
+            <wp:extent cx="2829320" cy="800212"/>
+            <wp:effectExtent l="0" t="0" r="0" b="0"/>
+            <wp:docPr id="11" name="Рисунок 11"/>
+            <wp:cNvGraphicFramePr>
+              <a:graphicFrameLocks xmlns:a="http://schemas.openxmlformats.org/drawingml/2006/main" noChangeAspect="1"/>
+            </wp:cNvGraphicFramePr>
+            <a:graphic xmlns:a="http://schemas.openxmlformats.org/drawingml/2006/main">
+              <a:graphicData uri="http://schemas.openxmlformats.org/drawingml/2006/picture">
+                <pic:pic xmlns:pic="http://schemas.openxmlformats.org/drawingml/2006/picture">
+                  <pic:nvPicPr>
+                    <pic:cNvPr id="1" name=""/>
+                    <pic:cNvPicPr/>
+                  </pic:nvPicPr>
+                  <pic:blipFill>
+                    <a:blip r:embed="rId19"/>
+                    <a:stretch>
+                      <a:fillRect/>
+                    </a:stretch>
+                  </pic:blipFill>
+                  <pic:spPr>
+                    <a:xfrm>
+                      <a:off x="0" y="0"/>
                       <a:ext cx="2829320" cy="800212"/>
                     </a:xfrm>
                     <a:prstGeom prst="rect">
@@ -2195,7 +2258,7 @@
           <w:sz w:val="28"/>
           <w:szCs w:val="28"/>
           <w:shd w:val="clear" w:color="auto" w:fill="FFFFFF"/>
-          <w:lang w:val="uk-UA"/>
+          <w:lang w:val="en-GB"/>
         </w:rPr>
       </w:pPr>
       <w:proofErr w:type="spellStart"/>
@@ -3562,9 +3625,34 @@
         </w:rPr>
         <w:t>.</w:t>
       </w:r>
+    </w:p>
+    <w:p>
+      <w:pPr>
+        <w:ind w:firstLine="709"/>
+        <w:jc w:val="both"/>
+        <w:rPr>
+          <w:rFonts w:ascii="Times New Roman" w:eastAsia="Times New Roman" w:hAnsi="Times New Roman" w:cs="Times New Roman"/>
+          <w:sz w:val="28"/>
+          <w:szCs w:val="28"/>
+          <w:shd w:val="clear" w:color="auto" w:fill="FFFFFF"/>
+          <w:lang w:val="en-GB"/>
+        </w:rPr>
+      </w:pPr>
+    </w:p>
+    <w:p>
+      <w:pPr>
+        <w:jc w:val="both"/>
+        <w:rPr>
+          <w:rFonts w:ascii="Times New Roman" w:eastAsia="Times New Roman" w:hAnsi="Times New Roman" w:cs="Times New Roman"/>
+          <w:sz w:val="28"/>
+          <w:szCs w:val="28"/>
+          <w:shd w:val="clear" w:color="auto" w:fill="FFFFFF"/>
+          <w:lang w:val="uk-UA"/>
+        </w:rPr>
+      </w:pPr>
     </w:p>
     <w:sectPr>
-      <w:headerReference w:type="default" r:id="rId19"/>
+      <w:headerReference w:type="default" r:id="rId20"/>
       <w:pgSz w:w="11909" w:h="16834"/>
       <w:pgMar w:top="1440" w:right="1440" w:bottom="1440" w:left="1440" w:header="720" w:footer="720" w:gutter="0"/>
       <w:pgNumType w:start="1"/>
@@ -8031,7 +8119,6 @@
   <w:style w:type="character" w:default="1" w:styleId="a0">
     <w:name w:val="Default Paragraph Font"/>
     <w:uiPriority w:val="1"/>
-    <w:semiHidden/>
     <w:unhideWhenUsed/>
   </w:style>
   <w:style w:type="table" w:default="1" w:styleId="a1">

--- a/Lab_1_PartA_Butskiy_report.docx
+++ b/Lab_1_PartA_Butskiy_report.docx
@@ -1615,17 +1615,16 @@
           <w:rFonts w:ascii="Times New Roman" w:eastAsia="Times New Roman" w:hAnsi="Times New Roman" w:cs="Times New Roman"/>
           <w:b/>
           <w:bCs/>
-          <w:noProof/>
           <w:sz w:val="28"/>
           <w:szCs w:val="28"/>
           <w:shd w:val="clear" w:color="auto" w:fill="FFFFFF"/>
           <w:lang w:val="uk-UA"/>
         </w:rPr>
         <w:drawing>
-          <wp:inline distT="0" distB="0" distL="0" distR="0" wp14:anchorId="07B5BCF5" wp14:editId="621EBD5F">
-            <wp:extent cx="5534797" cy="4934639"/>
-            <wp:effectExtent l="0" t="0" r="8890" b="0"/>
-            <wp:docPr id="6" name="Рисунок 6"/>
+          <wp:inline distT="0" distB="0" distL="0" distR="0" wp14:anchorId="5512D5B4" wp14:editId="5F5CC566">
+            <wp:extent cx="5733415" cy="4098290"/>
+            <wp:effectExtent l="0" t="0" r="635" b="0"/>
+            <wp:docPr id="2" name="Рисунок 2"/>
             <wp:cNvGraphicFramePr>
               <a:graphicFrameLocks xmlns:a="http://schemas.openxmlformats.org/drawingml/2006/main" noChangeAspect="1"/>
             </wp:cNvGraphicFramePr>
@@ -1645,7 +1644,7 @@
                   <pic:spPr>
                     <a:xfrm>
                       <a:off x="0" y="0"/>
-                      <a:ext cx="5534797" cy="4934639"/>
+                      <a:ext cx="5733415" cy="4098290"/>
                     </a:xfrm>
                     <a:prstGeom prst="rect">
                       <a:avLst/>
@@ -1690,7 +1689,6 @@
           <w:rFonts w:ascii="Times New Roman" w:eastAsia="Times New Roman" w:hAnsi="Times New Roman" w:cs="Times New Roman"/>
           <w:b/>
           <w:bCs/>
-          <w:noProof/>
           <w:sz w:val="28"/>
           <w:szCs w:val="28"/>
           <w:shd w:val="clear" w:color="auto" w:fill="FFFFFF"/>
@@ -1698,10 +1696,10 @@
         </w:rPr>
         <w:lastRenderedPageBreak/>
         <w:drawing>
-          <wp:inline distT="0" distB="0" distL="0" distR="0" wp14:anchorId="4F90DEC4" wp14:editId="03BED7C7">
-            <wp:extent cx="3762900" cy="6792273"/>
-            <wp:effectExtent l="0" t="0" r="9525" b="8890"/>
-            <wp:docPr id="9" name="Рисунок 9"/>
+          <wp:inline distT="0" distB="0" distL="0" distR="0" wp14:anchorId="753F02D4" wp14:editId="17D12222">
+            <wp:extent cx="5733415" cy="7970520"/>
+            <wp:effectExtent l="0" t="0" r="635" b="0"/>
+            <wp:docPr id="5" name="Рисунок 5"/>
             <wp:cNvGraphicFramePr>
               <a:graphicFrameLocks xmlns:a="http://schemas.openxmlformats.org/drawingml/2006/main" noChangeAspect="1"/>
             </wp:cNvGraphicFramePr>
@@ -1721,7 +1719,7 @@
                   <pic:spPr>
                     <a:xfrm>
                       <a:off x="0" y="0"/>
-                      <a:ext cx="3762900" cy="6792273"/>
+                      <a:ext cx="5733415" cy="7970520"/>
                     </a:xfrm>
                     <a:prstGeom prst="rect">
                       <a:avLst/>
@@ -1747,23 +1745,87 @@
           <w:lang w:val="uk-UA"/>
         </w:rPr>
       </w:pPr>
-      <w:r>
+    </w:p>
+    <w:p>
+      <w:pPr>
         <w:rPr>
           <w:rFonts w:ascii="Times New Roman" w:eastAsia="Times New Roman" w:hAnsi="Times New Roman" w:cs="Times New Roman"/>
           <w:b/>
           <w:bCs/>
-          <w:noProof/>
+          <w:sz w:val="28"/>
+          <w:szCs w:val="28"/>
+          <w:shd w:val="clear" w:color="auto" w:fill="FFFFFF"/>
+          <w:lang w:val="en-GB"/>
+        </w:rPr>
+      </w:pPr>
+      <w:r>
+        <w:rPr>
+          <w:rFonts w:ascii="Times New Roman" w:eastAsia="Times New Roman" w:hAnsi="Times New Roman" w:cs="Times New Roman"/>
+          <w:b/>
+          <w:bCs/>
+          <w:sz w:val="28"/>
+          <w:szCs w:val="28"/>
+          <w:shd w:val="clear" w:color="auto" w:fill="FFFFFF"/>
+          <w:lang w:val="en-GB"/>
+        </w:rPr>
+        <w:br w:type="page"/>
+      </w:r>
+    </w:p>
+    <w:p>
+      <w:pPr>
+        <w:jc w:val="center"/>
+        <w:rPr>
+          <w:rFonts w:ascii="Times New Roman" w:eastAsia="Times New Roman" w:hAnsi="Times New Roman" w:cs="Times New Roman"/>
+          <w:b/>
+          <w:bCs/>
+          <w:sz w:val="28"/>
+          <w:szCs w:val="28"/>
+          <w:shd w:val="clear" w:color="auto" w:fill="FFFFFF"/>
+          <w:lang w:val="uk-UA"/>
+        </w:rPr>
+      </w:pPr>
+      <w:r>
+        <w:rPr>
+          <w:rFonts w:ascii="Times New Roman" w:eastAsia="Times New Roman" w:hAnsi="Times New Roman" w:cs="Times New Roman"/>
+          <w:b/>
+          <w:bCs/>
           <w:sz w:val="28"/>
           <w:szCs w:val="28"/>
           <w:shd w:val="clear" w:color="auto" w:fill="FFFFFF"/>
           <w:lang w:val="uk-UA"/>
         </w:rPr>
         <w:lastRenderedPageBreak/>
+        <w:t>Перевірка результатів</w:t>
+      </w:r>
+    </w:p>
+    <w:p>
+      <w:pPr>
+        <w:jc w:val="center"/>
+        <w:rPr>
+          <w:rFonts w:ascii="Times New Roman" w:eastAsia="Times New Roman" w:hAnsi="Times New Roman" w:cs="Times New Roman"/>
+          <w:b/>
+          <w:bCs/>
+          <w:sz w:val="28"/>
+          <w:szCs w:val="28"/>
+          <w:shd w:val="clear" w:color="auto" w:fill="FFFFFF"/>
+          <w:lang w:val="uk-UA"/>
+        </w:rPr>
+      </w:pPr>
+      <w:r>
+        <w:rPr>
+          <w:rFonts w:ascii="Times New Roman" w:eastAsia="Times New Roman" w:hAnsi="Times New Roman" w:cs="Times New Roman"/>
+          <w:b/>
+          <w:bCs/>
+          <w:sz w:val="28"/>
+          <w:szCs w:val="28"/>
+          <w:shd w:val="clear" w:color="auto" w:fill="FFFFFF"/>
+          <w:lang w:val="uk-UA"/>
+        </w:rPr>
         <w:drawing>
-          <wp:inline distT="0" distB="0" distL="0" distR="0" wp14:anchorId="5996DE9B" wp14:editId="0BE6D6A0">
-            <wp:extent cx="4925112" cy="5077534"/>
-            <wp:effectExtent l="0" t="0" r="8890" b="8890"/>
-            <wp:docPr id="8" name="Рисунок 8"/>
+          <wp:inline distT="0" distB="0" distL="0" distR="0" wp14:anchorId="47A74B56" wp14:editId="2CB1B32F">
+            <wp:extent cx="5733415" cy="3190240"/>
+            <wp:effectExtent l="0" t="0" r="635" b="0"/>
+            <wp:docPr id="14" name="Рисунок 14"/>
             <wp:cNvGraphicFramePr>
               <a:graphicFrameLocks xmlns:a="http://schemas.openxmlformats.org/drawingml/2006/main" noChangeAspect="1"/>
             </wp:cNvGraphicFramePr>
@@ -1783,7 +1845,7 @@
                   <pic:spPr>
                     <a:xfrm>
                       <a:off x="0" y="0"/>
-                      <a:ext cx="4925112" cy="5077534"/>
+                      <a:ext cx="5733415" cy="3190240"/>
                     </a:xfrm>
                     <a:prstGeom prst="rect">
                       <a:avLst/>
@@ -1809,12 +1871,25 @@
           <w:lang w:val="uk-UA"/>
         </w:rPr>
       </w:pPr>
-      <w:r>
+    </w:p>
+    <w:p>
+      <w:pPr>
+        <w:jc w:val="center"/>
         <w:rPr>
           <w:rFonts w:ascii="Times New Roman" w:eastAsia="Times New Roman" w:hAnsi="Times New Roman" w:cs="Times New Roman"/>
           <w:b/>
           <w:bCs/>
-          <w:noProof/>
+          <w:sz w:val="28"/>
+          <w:szCs w:val="28"/>
+          <w:shd w:val="clear" w:color="auto" w:fill="FFFFFF"/>
+          <w:lang w:val="uk-UA"/>
+        </w:rPr>
+      </w:pPr>
+      <w:r>
+        <w:rPr>
+          <w:rFonts w:ascii="Times New Roman" w:eastAsia="Times New Roman" w:hAnsi="Times New Roman" w:cs="Times New Roman"/>
+          <w:b/>
+          <w:bCs/>
           <w:sz w:val="28"/>
           <w:szCs w:val="28"/>
           <w:shd w:val="clear" w:color="auto" w:fill="FFFFFF"/>
@@ -1822,10 +1897,10 @@
         </w:rPr>
         <w:lastRenderedPageBreak/>
         <w:drawing>
-          <wp:inline distT="0" distB="0" distL="0" distR="0" wp14:anchorId="05A79626" wp14:editId="0937D13A">
-            <wp:extent cx="4182059" cy="7392432"/>
-            <wp:effectExtent l="0" t="0" r="9525" b="0"/>
-            <wp:docPr id="7" name="Рисунок 7"/>
+          <wp:inline distT="0" distB="0" distL="0" distR="0" wp14:anchorId="39E8067B" wp14:editId="7D0567F9">
+            <wp:extent cx="5733415" cy="7593330"/>
+            <wp:effectExtent l="0" t="0" r="635" b="7620"/>
+            <wp:docPr id="15" name="Рисунок 15"/>
             <wp:cNvGraphicFramePr>
               <a:graphicFrameLocks xmlns:a="http://schemas.openxmlformats.org/drawingml/2006/main" noChangeAspect="1"/>
             </wp:cNvGraphicFramePr>
@@ -1845,7 +1920,7 @@
                   <pic:spPr>
                     <a:xfrm>
                       <a:off x="0" y="0"/>
-                      <a:ext cx="4182059" cy="7392432"/>
+                      <a:ext cx="5733415" cy="7593330"/>
                     </a:xfrm>
                     <a:prstGeom prst="rect">
                       <a:avLst/>
@@ -1871,86 +1946,6 @@
           <w:lang w:val="uk-UA"/>
         </w:rPr>
       </w:pPr>
-    </w:p>
-    <w:p>
-      <w:pPr>
-        <w:jc w:val="center"/>
-        <w:rPr>
-          <w:rFonts w:ascii="Times New Roman" w:eastAsia="Times New Roman" w:hAnsi="Times New Roman" w:cs="Times New Roman"/>
-          <w:b/>
-          <w:bCs/>
-          <w:sz w:val="28"/>
-          <w:szCs w:val="28"/>
-          <w:shd w:val="clear" w:color="auto" w:fill="FFFFFF"/>
-          <w:lang w:val="uk-UA"/>
-        </w:rPr>
-      </w:pPr>
-    </w:p>
-    <w:p>
-      <w:pPr>
-        <w:rPr>
-          <w:rFonts w:ascii="Times New Roman" w:eastAsia="Times New Roman" w:hAnsi="Times New Roman" w:cs="Times New Roman"/>
-          <w:b/>
-          <w:bCs/>
-          <w:sz w:val="28"/>
-          <w:szCs w:val="28"/>
-          <w:shd w:val="clear" w:color="auto" w:fill="FFFFFF"/>
-          <w:lang w:val="en-GB"/>
-        </w:rPr>
-      </w:pPr>
-      <w:r>
-        <w:rPr>
-          <w:rFonts w:ascii="Times New Roman" w:eastAsia="Times New Roman" w:hAnsi="Times New Roman" w:cs="Times New Roman"/>
-          <w:b/>
-          <w:bCs/>
-          <w:sz w:val="28"/>
-          <w:szCs w:val="28"/>
-          <w:shd w:val="clear" w:color="auto" w:fill="FFFFFF"/>
-          <w:lang w:val="en-GB"/>
-        </w:rPr>
-        <w:br w:type="page"/>
-      </w:r>
-    </w:p>
-    <w:p>
-      <w:pPr>
-        <w:jc w:val="center"/>
-        <w:rPr>
-          <w:rFonts w:ascii="Times New Roman" w:eastAsia="Times New Roman" w:hAnsi="Times New Roman" w:cs="Times New Roman"/>
-          <w:b/>
-          <w:bCs/>
-          <w:sz w:val="28"/>
-          <w:szCs w:val="28"/>
-          <w:shd w:val="clear" w:color="auto" w:fill="FFFFFF"/>
-          <w:lang w:val="uk-UA"/>
-        </w:rPr>
-      </w:pPr>
-      <w:r>
-        <w:rPr>
-          <w:rFonts w:ascii="Times New Roman" w:eastAsia="Times New Roman" w:hAnsi="Times New Roman" w:cs="Times New Roman"/>
-          <w:b/>
-          <w:bCs/>
-          <w:sz w:val="28"/>
-          <w:szCs w:val="28"/>
-          <w:shd w:val="clear" w:color="auto" w:fill="FFFFFF"/>
-          <w:lang w:val="uk-UA"/>
-        </w:rPr>
-        <w:lastRenderedPageBreak/>
-        <w:t>Перевірка результатів</w:t>
-      </w:r>
-    </w:p>
-    <w:p>
-      <w:pPr>
-        <w:jc w:val="center"/>
-        <w:rPr>
-          <w:rFonts w:ascii="Times New Roman" w:eastAsia="Times New Roman" w:hAnsi="Times New Roman" w:cs="Times New Roman"/>
-          <w:b/>
-          <w:bCs/>
-          <w:sz w:val="28"/>
-          <w:szCs w:val="28"/>
-          <w:shd w:val="clear" w:color="auto" w:fill="FFFFFF"/>
-          <w:lang w:val="uk-UA"/>
-        </w:rPr>
-      </w:pPr>
       <w:r>
         <w:rPr>
           <w:rFonts w:ascii="Times New Roman" w:eastAsia="Times New Roman" w:hAnsi="Times New Roman" w:cs="Times New Roman"/>
@@ -1963,10 +1958,10 @@
           <w:lang w:val="uk-UA"/>
         </w:rPr>
         <w:drawing>
-          <wp:inline distT="0" distB="0" distL="0" distR="0" wp14:anchorId="4B29BCC7" wp14:editId="1CF88BE7">
-            <wp:extent cx="3731229" cy="7562850"/>
-            <wp:effectExtent l="0" t="0" r="3175" b="0"/>
-            <wp:docPr id="12" name="Рисунок 12"/>
+          <wp:inline distT="0" distB="0" distL="0" distR="0" wp14:anchorId="2F65BABA" wp14:editId="1AA595F7">
+            <wp:extent cx="4324350" cy="817408"/>
+            <wp:effectExtent l="0" t="0" r="0" b="1905"/>
+            <wp:docPr id="13" name="Рисунок 13"/>
             <wp:cNvGraphicFramePr>
               <a:graphicFrameLocks xmlns:a="http://schemas.openxmlformats.org/drawingml/2006/main" noChangeAspect="1"/>
             </wp:cNvGraphicFramePr>
@@ -1986,7 +1981,7 @@
                   <pic:spPr>
                     <a:xfrm>
                       <a:off x="0" y="0"/>
-                      <a:ext cx="3740529" cy="7581699"/>
+                      <a:ext cx="4335499" cy="819515"/>
                     </a:xfrm>
                     <a:prstGeom prst="rect">
                       <a:avLst/>
@@ -2012,22 +2007,49 @@
           <w:lang w:val="uk-UA"/>
         </w:rPr>
       </w:pPr>
-      <w:r>
+    </w:p>
+    <w:p>
+      <w:pPr>
+        <w:jc w:val="center"/>
         <w:rPr>
           <w:rFonts w:ascii="Times New Roman" w:eastAsia="Times New Roman" w:hAnsi="Times New Roman" w:cs="Times New Roman"/>
           <w:b/>
           <w:bCs/>
-          <w:noProof/>
+          <w:sz w:val="28"/>
+          <w:szCs w:val="28"/>
+          <w:shd w:val="clear" w:color="auto" w:fill="FFFFFF"/>
+          <w:lang w:val="uk-UA"/>
+        </w:rPr>
+      </w:pPr>
+    </w:p>
+    <w:p>
+      <w:pPr>
+        <w:jc w:val="center"/>
+        <w:rPr>
+          <w:rFonts w:ascii="Times New Roman" w:eastAsia="Times New Roman" w:hAnsi="Times New Roman" w:cs="Times New Roman"/>
+          <w:b/>
+          <w:bCs/>
+          <w:sz w:val="28"/>
+          <w:szCs w:val="28"/>
+          <w:shd w:val="clear" w:color="auto" w:fill="FFFFFF"/>
+          <w:lang w:val="uk-UA"/>
+        </w:rPr>
+      </w:pPr>
+      <w:r>
+        <w:rPr>
+          <w:rFonts w:ascii="Times New Roman" w:eastAsia="Times New Roman" w:hAnsi="Times New Roman" w:cs="Times New Roman"/>
+          <w:b/>
+          <w:bCs/>
           <w:sz w:val="28"/>
           <w:szCs w:val="28"/>
           <w:shd w:val="clear" w:color="auto" w:fill="FFFFFF"/>
           <w:lang w:val="uk-UA"/>
         </w:rPr>
         <w:drawing>
-          <wp:inline distT="0" distB="0" distL="0" distR="0" wp14:anchorId="2F65BABA" wp14:editId="1AA595F7">
-            <wp:extent cx="4324350" cy="817408"/>
-            <wp:effectExtent l="0" t="0" r="0" b="1905"/>
-            <wp:docPr id="13" name="Рисунок 13"/>
+          <wp:inline distT="0" distB="0" distL="0" distR="0" wp14:anchorId="5EF3E35A" wp14:editId="4D65E01E">
+            <wp:extent cx="5468113" cy="6954220"/>
+            <wp:effectExtent l="0" t="0" r="0" b="0"/>
+            <wp:docPr id="16" name="Рисунок 16"/>
             <wp:cNvGraphicFramePr>
               <a:graphicFrameLocks xmlns:a="http://schemas.openxmlformats.org/drawingml/2006/main" noChangeAspect="1"/>
             </wp:cNvGraphicFramePr>
@@ -2047,7 +2069,7 @@
                   <pic:spPr>
                     <a:xfrm>
                       <a:off x="0" y="0"/>
-                      <a:ext cx="4335499" cy="819515"/>
+                      <a:ext cx="5468113" cy="6954220"/>
                     </a:xfrm>
                     <a:prstGeom prst="rect">
                       <a:avLst/>
@@ -2073,6 +2095,20 @@
           <w:lang w:val="uk-UA"/>
         </w:rPr>
       </w:pPr>
+    </w:p>
+    <w:p>
+      <w:pPr>
+        <w:jc w:val="center"/>
+        <w:rPr>
+          <w:rFonts w:ascii="Times New Roman" w:eastAsia="Times New Roman" w:hAnsi="Times New Roman" w:cs="Times New Roman"/>
+          <w:b/>
+          <w:bCs/>
+          <w:sz w:val="28"/>
+          <w:szCs w:val="28"/>
+          <w:shd w:val="clear" w:color="auto" w:fill="FFFFFF"/>
+          <w:lang w:val="uk-UA"/>
+        </w:rPr>
+      </w:pPr>
       <w:r>
         <w:rPr>
           <w:rFonts w:ascii="Times New Roman" w:eastAsia="Times New Roman" w:hAnsi="Times New Roman" w:cs="Times New Roman"/>
@@ -2084,12 +2120,11 @@
           <w:shd w:val="clear" w:color="auto" w:fill="FFFFFF"/>
           <w:lang w:val="uk-UA"/>
         </w:rPr>
-        <w:lastRenderedPageBreak/>
         <w:drawing>
-          <wp:inline distT="0" distB="0" distL="0" distR="0" wp14:anchorId="570B4491" wp14:editId="51F82576">
-            <wp:extent cx="5330904" cy="7658100"/>
-            <wp:effectExtent l="0" t="0" r="3175" b="0"/>
-            <wp:docPr id="10" name="Рисунок 10"/>
+          <wp:inline distT="0" distB="0" distL="0" distR="0" wp14:anchorId="49281B05" wp14:editId="22A16E0D">
+            <wp:extent cx="2829320" cy="800212"/>
+            <wp:effectExtent l="0" t="0" r="0" b="0"/>
+            <wp:docPr id="11" name="Рисунок 11"/>
             <wp:cNvGraphicFramePr>
               <a:graphicFrameLocks xmlns:a="http://schemas.openxmlformats.org/drawingml/2006/main" noChangeAspect="1"/>
             </wp:cNvGraphicFramePr>
@@ -2109,7 +2144,7 @@
                   <pic:spPr>
                     <a:xfrm>
                       <a:off x="0" y="0"/>
-                      <a:ext cx="5333875" cy="7662368"/>
+                      <a:ext cx="2829320" cy="800212"/>
                     </a:xfrm>
                     <a:prstGeom prst="rect">
                       <a:avLst/>
@@ -2140,17 +2175,17 @@
           <w:rFonts w:ascii="Times New Roman" w:eastAsia="Times New Roman" w:hAnsi="Times New Roman" w:cs="Times New Roman"/>
           <w:b/>
           <w:bCs/>
-          <w:noProof/>
-          <w:sz w:val="28"/>
-          <w:szCs w:val="28"/>
-          <w:shd w:val="clear" w:color="auto" w:fill="FFFFFF"/>
-          <w:lang w:val="uk-UA"/>
-        </w:rPr>
+          <w:sz w:val="28"/>
+          <w:szCs w:val="28"/>
+          <w:shd w:val="clear" w:color="auto" w:fill="FFFFFF"/>
+          <w:lang w:val="uk-UA"/>
+        </w:rPr>
+        <w:lastRenderedPageBreak/>
         <w:drawing>
-          <wp:inline distT="0" distB="0" distL="0" distR="0" wp14:anchorId="5E7ED4EE" wp14:editId="42BB9B7B">
-            <wp:extent cx="2829320" cy="800212"/>
-            <wp:effectExtent l="0" t="0" r="0" b="0"/>
-            <wp:docPr id="11" name="Рисунок 11"/>
+          <wp:inline distT="0" distB="0" distL="0" distR="0" wp14:anchorId="347713EA" wp14:editId="7E383AC5">
+            <wp:extent cx="5733415" cy="3930650"/>
+            <wp:effectExtent l="0" t="0" r="635" b="0"/>
+            <wp:docPr id="17" name="Рисунок 17"/>
             <wp:cNvGraphicFramePr>
               <a:graphicFrameLocks xmlns:a="http://schemas.openxmlformats.org/drawingml/2006/main" noChangeAspect="1"/>
             </wp:cNvGraphicFramePr>
@@ -2170,7 +2205,7 @@
                   <pic:spPr>
                     <a:xfrm>
                       <a:off x="0" y="0"/>
-                      <a:ext cx="2829320" cy="800212"/>
+                      <a:ext cx="5733415" cy="3930650"/>
                     </a:xfrm>
                     <a:prstGeom prst="rect">
                       <a:avLst/>
@@ -2185,6 +2220,7 @@
     </w:p>
     <w:p>
       <w:pPr>
+        <w:jc w:val="center"/>
         <w:rPr>
           <w:rFonts w:ascii="Times New Roman" w:eastAsia="Times New Roman" w:hAnsi="Times New Roman" w:cs="Times New Roman"/>
           <w:b/>
@@ -2205,12 +2241,45 @@
           <w:shd w:val="clear" w:color="auto" w:fill="FFFFFF"/>
           <w:lang w:val="uk-UA"/>
         </w:rPr>
-        <w:br w:type="page"/>
+        <w:drawing>
+          <wp:inline distT="0" distB="0" distL="0" distR="0" wp14:anchorId="12D64B0E" wp14:editId="7A3E8002">
+            <wp:extent cx="5733415" cy="4605655"/>
+            <wp:effectExtent l="0" t="0" r="635" b="4445"/>
+            <wp:docPr id="18" name="Рисунок 18"/>
+            <wp:cNvGraphicFramePr>
+              <a:graphicFrameLocks xmlns:a="http://schemas.openxmlformats.org/drawingml/2006/main" noChangeAspect="1"/>
+            </wp:cNvGraphicFramePr>
+            <a:graphic xmlns:a="http://schemas.openxmlformats.org/drawingml/2006/main">
+              <a:graphicData uri="http://schemas.openxmlformats.org/drawingml/2006/picture">
+                <pic:pic xmlns:pic="http://schemas.openxmlformats.org/drawingml/2006/picture">
+                  <pic:nvPicPr>
+                    <pic:cNvPr id="1" name=""/>
+                    <pic:cNvPicPr/>
+                  </pic:nvPicPr>
+                  <pic:blipFill>
+                    <a:blip r:embed="rId20"/>
+                    <a:stretch>
+                      <a:fillRect/>
+                    </a:stretch>
+                  </pic:blipFill>
+                  <pic:spPr>
+                    <a:xfrm>
+                      <a:off x="0" y="0"/>
+                      <a:ext cx="5733415" cy="4605655"/>
+                    </a:xfrm>
+                    <a:prstGeom prst="rect">
+                      <a:avLst/>
+                    </a:prstGeom>
+                  </pic:spPr>
+                </pic:pic>
+              </a:graphicData>
+            </a:graphic>
+          </wp:inline>
+        </w:drawing>
       </w:r>
     </w:p>
     <w:p>
       <w:pPr>
-        <w:jc w:val="center"/>
         <w:rPr>
           <w:rFonts w:ascii="Times New Roman" w:eastAsia="Times New Roman" w:hAnsi="Times New Roman" w:cs="Times New Roman"/>
           <w:b/>
@@ -2231,6 +2300,32 @@
           <w:shd w:val="clear" w:color="auto" w:fill="FFFFFF"/>
           <w:lang w:val="uk-UA"/>
         </w:rPr>
+        <w:br w:type="page"/>
+      </w:r>
+    </w:p>
+    <w:p>
+      <w:pPr>
+        <w:jc w:val="center"/>
+        <w:rPr>
+          <w:rFonts w:ascii="Times New Roman" w:eastAsia="Times New Roman" w:hAnsi="Times New Roman" w:cs="Times New Roman"/>
+          <w:b/>
+          <w:bCs/>
+          <w:sz w:val="28"/>
+          <w:szCs w:val="28"/>
+          <w:shd w:val="clear" w:color="auto" w:fill="FFFFFF"/>
+          <w:lang w:val="uk-UA"/>
+        </w:rPr>
+      </w:pPr>
+      <w:r>
+        <w:rPr>
+          <w:rFonts w:ascii="Times New Roman" w:eastAsia="Times New Roman" w:hAnsi="Times New Roman" w:cs="Times New Roman"/>
+          <w:b/>
+          <w:bCs/>
+          <w:sz w:val="28"/>
+          <w:szCs w:val="28"/>
+          <w:shd w:val="clear" w:color="auto" w:fill="FFFFFF"/>
+          <w:lang w:val="uk-UA"/>
+        </w:rPr>
         <w:lastRenderedPageBreak/>
         <w:t>Висновки</w:t>
       </w:r>
@@ -2985,226 +3080,6 @@
           <w:shd w:val="clear" w:color="auto" w:fill="FFFFFF"/>
           <w:lang w:val="en-GB"/>
         </w:rPr>
-        <w:t xml:space="preserve">, а </w:t>
-      </w:r>
-      <w:proofErr w:type="spellStart"/>
-      <w:r>
-        <w:rPr>
-          <w:rFonts w:ascii="Times New Roman" w:eastAsia="Times New Roman" w:hAnsi="Times New Roman" w:cs="Times New Roman"/>
-          <w:sz w:val="28"/>
-          <w:szCs w:val="28"/>
-          <w:shd w:val="clear" w:color="auto" w:fill="FFFFFF"/>
-          <w:lang w:val="en-GB"/>
-        </w:rPr>
-        <w:t>також</w:t>
-      </w:r>
-      <w:proofErr w:type="spellEnd"/>
-      <w:r>
-        <w:rPr>
-          <w:rFonts w:ascii="Times New Roman" w:eastAsia="Times New Roman" w:hAnsi="Times New Roman" w:cs="Times New Roman"/>
-          <w:sz w:val="28"/>
-          <w:szCs w:val="28"/>
-          <w:shd w:val="clear" w:color="auto" w:fill="FFFFFF"/>
-          <w:lang w:val="en-GB"/>
-        </w:rPr>
-        <w:t xml:space="preserve"> </w:t>
-      </w:r>
-      <w:proofErr w:type="spellStart"/>
-      <w:r>
-        <w:rPr>
-          <w:rFonts w:ascii="Times New Roman" w:eastAsia="Times New Roman" w:hAnsi="Times New Roman" w:cs="Times New Roman"/>
-          <w:sz w:val="28"/>
-          <w:szCs w:val="28"/>
-          <w:shd w:val="clear" w:color="auto" w:fill="FFFFFF"/>
-          <w:lang w:val="en-GB"/>
-        </w:rPr>
-        <w:t>розроблено</w:t>
-      </w:r>
-      <w:proofErr w:type="spellEnd"/>
-      <w:r>
-        <w:rPr>
-          <w:rFonts w:ascii="Times New Roman" w:eastAsia="Times New Roman" w:hAnsi="Times New Roman" w:cs="Times New Roman"/>
-          <w:sz w:val="28"/>
-          <w:szCs w:val="28"/>
-          <w:shd w:val="clear" w:color="auto" w:fill="FFFFFF"/>
-          <w:lang w:val="en-GB"/>
-        </w:rPr>
-        <w:t xml:space="preserve"> </w:t>
-      </w:r>
-      <w:proofErr w:type="spellStart"/>
-      <w:r>
-        <w:rPr>
-          <w:rFonts w:ascii="Times New Roman" w:eastAsia="Times New Roman" w:hAnsi="Times New Roman" w:cs="Times New Roman"/>
-          <w:sz w:val="28"/>
-          <w:szCs w:val="28"/>
-          <w:shd w:val="clear" w:color="auto" w:fill="FFFFFF"/>
-          <w:lang w:val="en-GB"/>
-        </w:rPr>
-        <w:t>набір</w:t>
-      </w:r>
-      <w:proofErr w:type="spellEnd"/>
-      <w:r>
-        <w:rPr>
-          <w:rFonts w:ascii="Times New Roman" w:eastAsia="Times New Roman" w:hAnsi="Times New Roman" w:cs="Times New Roman"/>
-          <w:sz w:val="28"/>
-          <w:szCs w:val="28"/>
-          <w:shd w:val="clear" w:color="auto" w:fill="FFFFFF"/>
-          <w:lang w:val="en-GB"/>
-        </w:rPr>
-        <w:t xml:space="preserve"> </w:t>
-      </w:r>
-      <w:proofErr w:type="spellStart"/>
-      <w:r>
-        <w:rPr>
-          <w:rFonts w:ascii="Times New Roman" w:eastAsia="Times New Roman" w:hAnsi="Times New Roman" w:cs="Times New Roman"/>
-          <w:sz w:val="28"/>
-          <w:szCs w:val="28"/>
-          <w:shd w:val="clear" w:color="auto" w:fill="FFFFFF"/>
-          <w:lang w:val="en-GB"/>
-        </w:rPr>
-        <w:t>юніт-тестів</w:t>
-      </w:r>
-      <w:proofErr w:type="spellEnd"/>
-      <w:r>
-        <w:rPr>
-          <w:rFonts w:ascii="Times New Roman" w:eastAsia="Times New Roman" w:hAnsi="Times New Roman" w:cs="Times New Roman"/>
-          <w:sz w:val="28"/>
-          <w:szCs w:val="28"/>
-          <w:shd w:val="clear" w:color="auto" w:fill="FFFFFF"/>
-          <w:lang w:val="en-GB"/>
-        </w:rPr>
-        <w:t xml:space="preserve"> </w:t>
-      </w:r>
-      <w:proofErr w:type="spellStart"/>
-      <w:r>
-        <w:rPr>
-          <w:rFonts w:ascii="Times New Roman" w:eastAsia="Times New Roman" w:hAnsi="Times New Roman" w:cs="Times New Roman"/>
-          <w:sz w:val="28"/>
-          <w:szCs w:val="28"/>
-          <w:shd w:val="clear" w:color="auto" w:fill="FFFFFF"/>
-          <w:lang w:val="en-GB"/>
-        </w:rPr>
-        <w:t>для</w:t>
-      </w:r>
-      <w:proofErr w:type="spellEnd"/>
-      <w:r>
-        <w:rPr>
-          <w:rFonts w:ascii="Times New Roman" w:eastAsia="Times New Roman" w:hAnsi="Times New Roman" w:cs="Times New Roman"/>
-          <w:sz w:val="28"/>
-          <w:szCs w:val="28"/>
-          <w:shd w:val="clear" w:color="auto" w:fill="FFFFFF"/>
-          <w:lang w:val="en-GB"/>
-        </w:rPr>
-        <w:t xml:space="preserve"> </w:t>
-      </w:r>
-      <w:proofErr w:type="spellStart"/>
-      <w:r>
-        <w:rPr>
-          <w:rFonts w:ascii="Times New Roman" w:eastAsia="Times New Roman" w:hAnsi="Times New Roman" w:cs="Times New Roman"/>
-          <w:sz w:val="28"/>
-          <w:szCs w:val="28"/>
-          <w:shd w:val="clear" w:color="auto" w:fill="FFFFFF"/>
-          <w:lang w:val="en-GB"/>
-        </w:rPr>
-        <w:t>автоматичної</w:t>
-      </w:r>
-      <w:proofErr w:type="spellEnd"/>
-      <w:r>
-        <w:rPr>
-          <w:rFonts w:ascii="Times New Roman" w:eastAsia="Times New Roman" w:hAnsi="Times New Roman" w:cs="Times New Roman"/>
-          <w:sz w:val="28"/>
-          <w:szCs w:val="28"/>
-          <w:shd w:val="clear" w:color="auto" w:fill="FFFFFF"/>
-          <w:lang w:val="en-GB"/>
-        </w:rPr>
-        <w:t xml:space="preserve"> </w:t>
-      </w:r>
-      <w:proofErr w:type="spellStart"/>
-      <w:r>
-        <w:rPr>
-          <w:rFonts w:ascii="Times New Roman" w:eastAsia="Times New Roman" w:hAnsi="Times New Roman" w:cs="Times New Roman"/>
-          <w:sz w:val="28"/>
-          <w:szCs w:val="28"/>
-          <w:shd w:val="clear" w:color="auto" w:fill="FFFFFF"/>
-          <w:lang w:val="en-GB"/>
-        </w:rPr>
-        <w:t>перевірки</w:t>
-      </w:r>
-      <w:proofErr w:type="spellEnd"/>
-      <w:r>
-        <w:rPr>
-          <w:rFonts w:ascii="Times New Roman" w:eastAsia="Times New Roman" w:hAnsi="Times New Roman" w:cs="Times New Roman"/>
-          <w:sz w:val="28"/>
-          <w:szCs w:val="28"/>
-          <w:shd w:val="clear" w:color="auto" w:fill="FFFFFF"/>
-          <w:lang w:val="en-GB"/>
-        </w:rPr>
-        <w:t xml:space="preserve"> </w:t>
-      </w:r>
-      <w:proofErr w:type="spellStart"/>
-      <w:r>
-        <w:rPr>
-          <w:rFonts w:ascii="Times New Roman" w:eastAsia="Times New Roman" w:hAnsi="Times New Roman" w:cs="Times New Roman"/>
-          <w:sz w:val="28"/>
-          <w:szCs w:val="28"/>
-          <w:shd w:val="clear" w:color="auto" w:fill="FFFFFF"/>
-          <w:lang w:val="en-GB"/>
-        </w:rPr>
-        <w:t>коректності</w:t>
-      </w:r>
-      <w:proofErr w:type="spellEnd"/>
-      <w:r>
-        <w:rPr>
-          <w:rFonts w:ascii="Times New Roman" w:eastAsia="Times New Roman" w:hAnsi="Times New Roman" w:cs="Times New Roman"/>
-          <w:sz w:val="28"/>
-          <w:szCs w:val="28"/>
-          <w:shd w:val="clear" w:color="auto" w:fill="FFFFFF"/>
-          <w:lang w:val="en-GB"/>
-        </w:rPr>
-        <w:t xml:space="preserve"> </w:t>
-      </w:r>
-      <w:proofErr w:type="spellStart"/>
-      <w:r>
-        <w:rPr>
-          <w:rFonts w:ascii="Times New Roman" w:eastAsia="Times New Roman" w:hAnsi="Times New Roman" w:cs="Times New Roman"/>
-          <w:sz w:val="28"/>
-          <w:szCs w:val="28"/>
-          <w:shd w:val="clear" w:color="auto" w:fill="FFFFFF"/>
-          <w:lang w:val="en-GB"/>
-        </w:rPr>
-        <w:t>виконання</w:t>
-      </w:r>
-      <w:proofErr w:type="spellEnd"/>
-      <w:r>
-        <w:rPr>
-          <w:rFonts w:ascii="Times New Roman" w:eastAsia="Times New Roman" w:hAnsi="Times New Roman" w:cs="Times New Roman"/>
-          <w:sz w:val="28"/>
-          <w:szCs w:val="28"/>
-          <w:shd w:val="clear" w:color="auto" w:fill="FFFFFF"/>
-          <w:lang w:val="en-GB"/>
-        </w:rPr>
-        <w:t xml:space="preserve"> </w:t>
-      </w:r>
-      <w:proofErr w:type="spellStart"/>
-      <w:r>
-        <w:rPr>
-          <w:rFonts w:ascii="Times New Roman" w:eastAsia="Times New Roman" w:hAnsi="Times New Roman" w:cs="Times New Roman"/>
-          <w:sz w:val="28"/>
-          <w:szCs w:val="28"/>
-          <w:shd w:val="clear" w:color="auto" w:fill="FFFFFF"/>
-          <w:lang w:val="en-GB"/>
-        </w:rPr>
-        <w:t>алгоритмів</w:t>
-      </w:r>
-      <w:proofErr w:type="spellEnd"/>
-      <w:r>
-        <w:rPr>
-          <w:rFonts w:ascii="Times New Roman" w:eastAsia="Times New Roman" w:hAnsi="Times New Roman" w:cs="Times New Roman"/>
-          <w:sz w:val="28"/>
-          <w:szCs w:val="28"/>
-          <w:shd w:val="clear" w:color="auto" w:fill="FFFFFF"/>
-          <w:lang w:val="en-GB"/>
-        </w:rPr>
         <w:t xml:space="preserve">. </w:t>
       </w:r>
       <w:proofErr w:type="spellStart"/>
@@ -3652,7 +3527,7 @@
       </w:pPr>
     </w:p>
     <w:sectPr>
-      <w:headerReference w:type="default" r:id="rId20"/>
+      <w:headerReference w:type="default" r:id="rId21"/>
       <w:pgSz w:w="11909" w:h="16834"/>
       <w:pgMar w:top="1440" w:right="1440" w:bottom="1440" w:left="1440" w:header="720" w:footer="720" w:gutter="0"/>
       <w:pgNumType w:start="1"/>
@@ -8119,6 +7994,7 @@
   <w:style w:type="character" w:default="1" w:styleId="a0">
     <w:name w:val="Default Paragraph Font"/>
     <w:uiPriority w:val="1"/>
+    <w:semiHidden/>
     <w:unhideWhenUsed/>
   </w:style>
   <w:style w:type="table" w:default="1" w:styleId="a1">
